--- a/apps/legal-docs-blueprints/templates/ventas_sociedad/contrato_privado_uso_sociedad/contrato_privado_uso_sociedad.docx
+++ b/apps/legal-docs-blueprints/templates/ventas_sociedad/contrato_privado_uso_sociedad/contrato_privado_uso_sociedad.docx
@@ -228,7 +228,6 @@
         <w:rPr>
           <w:b w:val="1"/>
           <w:bCs w:val="1"/>
-          <w:u w:val="single"/>
           <w:rtl w:val="0"/>
         </w:rPr>
         <w:t xml:space="preserve">en forma personal</w:t>
@@ -3114,87 +3113,473 @@
     <w:lvl w:ilvl="0">
       <w:start w:val="1"/>
       <w:numFmt w:val="bullet"/>
-      <w:lvlText w:val="●"/>
+      <w:lvlText w:val=""/>
       <w:lvlJc w:val="left"/>
       <w:pPr>
         <w:ind w:left="720" w:hanging="360"/>
+      </w:pPr>
+      <w:rPr>
+        <w:rFonts w:ascii="Symbol" w:hAnsi="Symbol" w:cs="Symbol" w:hint="default"/>
+      </w:rPr>
+    </w:lvl>
+    <w:lvl w:ilvl="1">
+      <w:start w:val="1"/>
+      <w:numFmt w:val="bullet"/>
+      <w:lvlText w:val="o"/>
+      <w:lvlJc w:val="left"/>
+      <w:pPr>
+        <w:ind w:left="1440" w:hanging="360"/>
+      </w:pPr>
+      <w:rPr>
+        <w:rFonts w:ascii="Courier New" w:cs="Courier New" w:eastAsia="Courier New" w:hAnsi="Courier New"/>
+      </w:rPr>
+    </w:lvl>
+    <w:lvl w:ilvl="2">
+      <w:start w:val="1"/>
+      <w:numFmt w:val="bullet"/>
+      <w:lvlText w:val="▪"/>
+      <w:lvlJc w:val="left"/>
+      <w:pPr>
+        <w:ind w:left="2160" w:hanging="360"/>
       </w:pPr>
       <w:rPr>
         <w:rFonts w:ascii="Noto Sans Symbols" w:cs="Noto Sans Symbols" w:eastAsia="Noto Sans Symbols" w:hAnsi="Noto Sans Symbols"/>
       </w:rPr>
     </w:lvl>
-    <w:lvl w:ilvl="1">
+    <w:lvl w:ilvl="3">
+      <w:start w:val="1"/>
+      <w:numFmt w:val="bullet"/>
+      <w:lvlText w:val=""/>
+      <w:lvlJc w:val="left"/>
+      <w:pPr>
+        <w:ind w:left="2880" w:hanging="360"/>
+      </w:pPr>
+      <w:rPr>
+        <w:rFonts w:ascii="Symbol" w:hAnsi="Symbol" w:cs="Symbol" w:hint="default"/>
+      </w:rPr>
+    </w:lvl>
+    <w:lvl w:ilvl="4">
       <w:start w:val="1"/>
       <w:numFmt w:val="bullet"/>
       <w:lvlText w:val="o"/>
       <w:lvlJc w:val="left"/>
       <w:pPr>
-        <w:ind w:left="1440" w:hanging="360"/>
+        <w:ind w:left="3600" w:hanging="360"/>
       </w:pPr>
       <w:rPr>
         <w:rFonts w:ascii="Courier New" w:cs="Courier New" w:eastAsia="Courier New" w:hAnsi="Courier New"/>
       </w:rPr>
     </w:lvl>
-    <w:lvl w:ilvl="2">
+    <w:lvl w:ilvl="5">
       <w:start w:val="1"/>
       <w:numFmt w:val="bullet"/>
       <w:lvlText w:val="▪"/>
       <w:lvlJc w:val="left"/>
       <w:pPr>
-        <w:ind w:left="2160" w:hanging="360"/>
+        <w:ind w:left="4320" w:hanging="360"/>
       </w:pPr>
       <w:rPr>
         <w:rFonts w:ascii="Noto Sans Symbols" w:cs="Noto Sans Symbols" w:eastAsia="Noto Sans Symbols" w:hAnsi="Noto Sans Symbols"/>
       </w:rPr>
     </w:lvl>
-    <w:lvl w:ilvl="3">
+    <w:lvl w:ilvl="6">
       <w:start w:val="1"/>
       <w:numFmt w:val="bullet"/>
-      <w:lvlText w:val="●"/>
-      <w:lvlJc w:val="left"/>
-      <w:pPr>
-        <w:ind w:left="2880" w:hanging="360"/>
+      <w:lvlText w:val=""/>
+      <w:lvlJc w:val="left"/>
+      <w:pPr>
+        <w:ind w:left="5040" w:hanging="360"/>
+      </w:pPr>
+      <w:rPr>
+        <w:rFonts w:ascii="Symbol" w:hAnsi="Symbol" w:cs="Symbol" w:hint="default"/>
+      </w:rPr>
+    </w:lvl>
+    <w:lvl w:ilvl="7">
+      <w:start w:val="1"/>
+      <w:numFmt w:val="bullet"/>
+      <w:lvlText w:val="o"/>
+      <w:lvlJc w:val="left"/>
+      <w:pPr>
+        <w:ind w:left="5760" w:hanging="360"/>
+      </w:pPr>
+      <w:rPr>
+        <w:rFonts w:ascii="Courier New" w:cs="Courier New" w:eastAsia="Courier New" w:hAnsi="Courier New"/>
+      </w:rPr>
+    </w:lvl>
+    <w:lvl w:ilvl="8">
+      <w:start w:val="1"/>
+      <w:numFmt w:val="bullet"/>
+      <w:lvlText w:val="▪"/>
+      <w:lvlJc w:val="left"/>
+      <w:pPr>
+        <w:ind w:left="6480" w:hanging="360"/>
       </w:pPr>
       <w:rPr>
         <w:rFonts w:ascii="Noto Sans Symbols" w:cs="Noto Sans Symbols" w:eastAsia="Noto Sans Symbols" w:hAnsi="Noto Sans Symbols"/>
       </w:rPr>
     </w:lvl>
+  </w:abstractNum>
+  <w:abstractNum w:abstractNumId="2">
+    <w:lvl w:ilvl="0">
+      <w:start w:val="1"/>
+      <w:numFmt w:val="lowerLetter"/>
+      <w:lvlText w:val="%1)"/>
+      <w:lvlJc w:val="left"/>
+      <w:pPr>
+        <w:ind w:left="358" w:hanging="360"/>
+      </w:pPr>
+      <w:rPr/>
+    </w:lvl>
+    <w:lvl w:ilvl="1">
+      <w:start w:val="1"/>
+      <w:numFmt w:val="lowerLetter"/>
+      <w:lvlText w:val="%2."/>
+      <w:lvlJc w:val="left"/>
+      <w:pPr>
+        <w:ind w:left="1078" w:hanging="360"/>
+      </w:pPr>
+      <w:rPr/>
+    </w:lvl>
+    <w:lvl w:ilvl="2">
+      <w:start w:val="1"/>
+      <w:numFmt w:val="lowerRoman"/>
+      <w:lvlText w:val="%3."/>
+      <w:lvlJc w:val="right"/>
+      <w:pPr>
+        <w:ind w:left="1798" w:hanging="180"/>
+      </w:pPr>
+      <w:rPr/>
+    </w:lvl>
+    <w:lvl w:ilvl="3">
+      <w:start w:val="1"/>
+      <w:numFmt w:val="decimal"/>
+      <w:lvlText w:val="%4."/>
+      <w:lvlJc w:val="left"/>
+      <w:pPr>
+        <w:ind w:left="2518" w:hanging="360"/>
+      </w:pPr>
+      <w:rPr/>
+    </w:lvl>
     <w:lvl w:ilvl="4">
+      <w:start w:val="1"/>
+      <w:numFmt w:val="lowerLetter"/>
+      <w:lvlText w:val="%5."/>
+      <w:lvlJc w:val="left"/>
+      <w:pPr>
+        <w:ind w:left="3238" w:hanging="360"/>
+      </w:pPr>
+      <w:rPr/>
+    </w:lvl>
+    <w:lvl w:ilvl="5">
+      <w:start w:val="1"/>
+      <w:numFmt w:val="lowerRoman"/>
+      <w:lvlText w:val="%6."/>
+      <w:lvlJc w:val="right"/>
+      <w:pPr>
+        <w:ind w:left="3958" w:hanging="180"/>
+      </w:pPr>
+      <w:rPr/>
+    </w:lvl>
+    <w:lvl w:ilvl="6">
+      <w:start w:val="1"/>
+      <w:numFmt w:val="decimal"/>
+      <w:lvlText w:val="%7."/>
+      <w:lvlJc w:val="left"/>
+      <w:pPr>
+        <w:ind w:left="4678" w:hanging="360"/>
+      </w:pPr>
+      <w:rPr/>
+    </w:lvl>
+    <w:lvl w:ilvl="7">
+      <w:start w:val="1"/>
+      <w:numFmt w:val="lowerLetter"/>
+      <w:lvlText w:val="%8."/>
+      <w:lvlJc w:val="left"/>
+      <w:pPr>
+        <w:ind w:left="5398" w:hanging="360"/>
+      </w:pPr>
+      <w:rPr/>
+    </w:lvl>
+    <w:lvl w:ilvl="8">
+      <w:start w:val="1"/>
+      <w:numFmt w:val="lowerRoman"/>
+      <w:lvlText w:val="%9."/>
+      <w:lvlJc w:val="right"/>
+      <w:pPr>
+        <w:ind w:left="6118" w:hanging="180"/>
+      </w:pPr>
+      <w:rPr/>
+    </w:lvl>
+  </w:abstractNum>
+  <w:abstractNum w:abstractNumId="3">
+    <w:lvl w:ilvl="0">
+      <w:start w:val="1"/>
+      <w:numFmt w:val="lowerLetter"/>
+      <w:lvlText w:val="%1)"/>
+      <w:lvlJc w:val="left"/>
+      <w:pPr>
+        <w:ind w:left="358" w:hanging="360"/>
+      </w:pPr>
+      <w:rPr/>
+    </w:lvl>
+    <w:lvl w:ilvl="1">
+      <w:start w:val="1"/>
+      <w:numFmt w:val="lowerLetter"/>
+      <w:lvlText w:val="%2."/>
+      <w:lvlJc w:val="left"/>
+      <w:pPr>
+        <w:ind w:left="1078" w:hanging="360"/>
+      </w:pPr>
+      <w:rPr/>
+    </w:lvl>
+    <w:lvl w:ilvl="2">
+      <w:start w:val="1"/>
+      <w:numFmt w:val="lowerRoman"/>
+      <w:lvlText w:val="%3."/>
+      <w:lvlJc w:val="right"/>
+      <w:pPr>
+        <w:ind w:left="1798" w:hanging="180"/>
+      </w:pPr>
+      <w:rPr/>
+    </w:lvl>
+    <w:lvl w:ilvl="3">
+      <w:start w:val="1"/>
+      <w:numFmt w:val="decimal"/>
+      <w:lvlText w:val="%4."/>
+      <w:lvlJc w:val="left"/>
+      <w:pPr>
+        <w:ind w:left="2518" w:hanging="360"/>
+      </w:pPr>
+      <w:rPr/>
+    </w:lvl>
+    <w:lvl w:ilvl="4">
+      <w:start w:val="1"/>
+      <w:numFmt w:val="lowerLetter"/>
+      <w:lvlText w:val="%5."/>
+      <w:lvlJc w:val="left"/>
+      <w:pPr>
+        <w:ind w:left="3238" w:hanging="360"/>
+      </w:pPr>
+      <w:rPr/>
+    </w:lvl>
+    <w:lvl w:ilvl="5">
+      <w:start w:val="1"/>
+      <w:numFmt w:val="lowerRoman"/>
+      <w:lvlText w:val="%6."/>
+      <w:lvlJc w:val="right"/>
+      <w:pPr>
+        <w:ind w:left="3958" w:hanging="180"/>
+      </w:pPr>
+      <w:rPr/>
+    </w:lvl>
+    <w:lvl w:ilvl="6">
+      <w:start w:val="1"/>
+      <w:numFmt w:val="decimal"/>
+      <w:lvlText w:val="%7."/>
+      <w:lvlJc w:val="left"/>
+      <w:pPr>
+        <w:ind w:left="4678" w:hanging="360"/>
+      </w:pPr>
+      <w:rPr/>
+    </w:lvl>
+    <w:lvl w:ilvl="7">
+      <w:start w:val="1"/>
+      <w:numFmt w:val="lowerLetter"/>
+      <w:lvlText w:val="%8."/>
+      <w:lvlJc w:val="left"/>
+      <w:pPr>
+        <w:ind w:left="5398" w:hanging="360"/>
+      </w:pPr>
+      <w:rPr/>
+    </w:lvl>
+    <w:lvl w:ilvl="8">
+      <w:start w:val="1"/>
+      <w:numFmt w:val="lowerRoman"/>
+      <w:lvlText w:val="%9."/>
+      <w:lvlJc w:val="right"/>
+      <w:pPr>
+        <w:ind w:left="6118" w:hanging="180"/>
+      </w:pPr>
+      <w:rPr/>
+    </w:lvl>
+  </w:abstractNum>
+  <w:abstractNum w:abstractNumId="4">
+    <w:lvl w:ilvl="0">
+      <w:start w:val="1"/>
+      <w:numFmt w:val="lowerLetter"/>
+      <w:lvlText w:val="%1)"/>
+      <w:lvlJc w:val="left"/>
+      <w:pPr>
+        <w:ind w:left="358" w:hanging="360"/>
+      </w:pPr>
+      <w:rPr/>
+    </w:lvl>
+    <w:lvl w:ilvl="1">
+      <w:start w:val="1"/>
+      <w:numFmt w:val="lowerLetter"/>
+      <w:lvlText w:val="%2."/>
+      <w:lvlJc w:val="left"/>
+      <w:pPr>
+        <w:ind w:left="1078" w:hanging="360"/>
+      </w:pPr>
+      <w:rPr/>
+    </w:lvl>
+    <w:lvl w:ilvl="2">
+      <w:start w:val="1"/>
+      <w:numFmt w:val="lowerRoman"/>
+      <w:lvlText w:val="%3."/>
+      <w:lvlJc w:val="right"/>
+      <w:pPr>
+        <w:ind w:left="1798" w:hanging="180"/>
+      </w:pPr>
+      <w:rPr/>
+    </w:lvl>
+    <w:lvl w:ilvl="3">
+      <w:start w:val="1"/>
+      <w:numFmt w:val="decimal"/>
+      <w:lvlText w:val="%4."/>
+      <w:lvlJc w:val="left"/>
+      <w:pPr>
+        <w:ind w:left="2518" w:hanging="360"/>
+      </w:pPr>
+      <w:rPr/>
+    </w:lvl>
+    <w:lvl w:ilvl="4">
+      <w:start w:val="1"/>
+      <w:numFmt w:val="lowerLetter"/>
+      <w:lvlText w:val="%5."/>
+      <w:lvlJc w:val="left"/>
+      <w:pPr>
+        <w:ind w:left="3238" w:hanging="360"/>
+      </w:pPr>
+      <w:rPr/>
+    </w:lvl>
+    <w:lvl w:ilvl="5">
+      <w:start w:val="1"/>
+      <w:numFmt w:val="lowerRoman"/>
+      <w:lvlText w:val="%6."/>
+      <w:lvlJc w:val="right"/>
+      <w:pPr>
+        <w:ind w:left="3958" w:hanging="180"/>
+      </w:pPr>
+      <w:rPr/>
+    </w:lvl>
+    <w:lvl w:ilvl="6">
+      <w:start w:val="1"/>
+      <w:numFmt w:val="decimal"/>
+      <w:lvlText w:val="%7."/>
+      <w:lvlJc w:val="left"/>
+      <w:pPr>
+        <w:ind w:left="4678" w:hanging="360"/>
+      </w:pPr>
+      <w:rPr/>
+    </w:lvl>
+    <w:lvl w:ilvl="7">
+      <w:start w:val="1"/>
+      <w:numFmt w:val="lowerLetter"/>
+      <w:lvlText w:val="%8."/>
+      <w:lvlJc w:val="left"/>
+      <w:pPr>
+        <w:ind w:left="5398" w:hanging="360"/>
+      </w:pPr>
+      <w:rPr/>
+    </w:lvl>
+    <w:lvl w:ilvl="8">
+      <w:start w:val="1"/>
+      <w:numFmt w:val="lowerRoman"/>
+      <w:lvlText w:val="%9."/>
+      <w:lvlJc w:val="right"/>
+      <w:pPr>
+        <w:ind w:left="6118" w:hanging="180"/>
+      </w:pPr>
+      <w:rPr/>
+    </w:lvl>
+  </w:abstractNum>
+  <w:abstractNum w:abstractNumId="5">
+    <w:lvl w:ilvl="0">
+      <w:start w:val="1"/>
+      <w:numFmt w:val="bullet"/>
+      <w:lvlText w:val=""/>
+      <w:lvlJc w:val="left"/>
+      <w:pPr>
+        <w:ind w:left="720" w:hanging="360"/>
+      </w:pPr>
+      <w:rPr>
+        <w:rFonts w:ascii="Symbol" w:hAnsi="Symbol" w:cs="Symbol" w:hint="default"/>
+      </w:rPr>
+    </w:lvl>
+    <w:lvl w:ilvl="1">
       <w:start w:val="1"/>
       <w:numFmt w:val="bullet"/>
       <w:lvlText w:val="o"/>
       <w:lvlJc w:val="left"/>
       <w:pPr>
-        <w:ind w:left="3600" w:hanging="360"/>
+        <w:ind w:left="1440" w:hanging="360"/>
       </w:pPr>
       <w:rPr>
         <w:rFonts w:ascii="Courier New" w:cs="Courier New" w:eastAsia="Courier New" w:hAnsi="Courier New"/>
       </w:rPr>
     </w:lvl>
-    <w:lvl w:ilvl="5">
+    <w:lvl w:ilvl="2">
       <w:start w:val="1"/>
       <w:numFmt w:val="bullet"/>
       <w:lvlText w:val="▪"/>
       <w:lvlJc w:val="left"/>
       <w:pPr>
-        <w:ind w:left="4320" w:hanging="360"/>
+        <w:ind w:left="2160" w:hanging="360"/>
       </w:pPr>
       <w:rPr>
         <w:rFonts w:ascii="Noto Sans Symbols" w:cs="Noto Sans Symbols" w:eastAsia="Noto Sans Symbols" w:hAnsi="Noto Sans Symbols"/>
       </w:rPr>
     </w:lvl>
-    <w:lvl w:ilvl="6">
+    <w:lvl w:ilvl="3">
       <w:start w:val="1"/>
       <w:numFmt w:val="bullet"/>
-      <w:lvlText w:val="●"/>
-      <w:lvlJc w:val="left"/>
-      <w:pPr>
-        <w:ind w:left="5040" w:hanging="360"/>
+      <w:lvlText w:val=""/>
+      <w:lvlJc w:val="left"/>
+      <w:pPr>
+        <w:ind w:left="2880" w:hanging="360"/>
+      </w:pPr>
+      <w:rPr>
+        <w:rFonts w:ascii="Symbol" w:hAnsi="Symbol" w:cs="Symbol" w:hint="default"/>
+      </w:rPr>
+    </w:lvl>
+    <w:lvl w:ilvl="4">
+      <w:start w:val="1"/>
+      <w:numFmt w:val="bullet"/>
+      <w:lvlText w:val="o"/>
+      <w:lvlJc w:val="left"/>
+      <w:pPr>
+        <w:ind w:left="3600" w:hanging="360"/>
+      </w:pPr>
+      <w:rPr>
+        <w:rFonts w:ascii="Courier New" w:cs="Courier New" w:eastAsia="Courier New" w:hAnsi="Courier New"/>
+      </w:rPr>
+    </w:lvl>
+    <w:lvl w:ilvl="5">
+      <w:start w:val="1"/>
+      <w:numFmt w:val="bullet"/>
+      <w:lvlText w:val="▪"/>
+      <w:lvlJc w:val="left"/>
+      <w:pPr>
+        <w:ind w:left="4320" w:hanging="360"/>
       </w:pPr>
       <w:rPr>
         <w:rFonts w:ascii="Noto Sans Symbols" w:cs="Noto Sans Symbols" w:eastAsia="Noto Sans Symbols" w:hAnsi="Noto Sans Symbols"/>
       </w:rPr>
     </w:lvl>
+    <w:lvl w:ilvl="6">
+      <w:start w:val="1"/>
+      <w:numFmt w:val="bullet"/>
+      <w:lvlText w:val=""/>
+      <w:lvlJc w:val="left"/>
+      <w:pPr>
+        <w:ind w:left="5040" w:hanging="360"/>
+      </w:pPr>
+      <w:rPr>
+        <w:rFonts w:ascii="Symbol" w:hAnsi="Symbol" w:cs="Symbol" w:hint="default"/>
+      </w:rPr>
+    </w:lvl>
     <w:lvl w:ilvl="7">
       <w:start w:val="1"/>
       <w:numFmt w:val="bullet"/>
@@ -3220,585 +3605,199 @@
       </w:rPr>
     </w:lvl>
   </w:abstractNum>
-  <w:abstractNum w:abstractNumId="2">
+  <w:abstractNum w:abstractNumId="6">
     <w:lvl w:ilvl="0">
       <w:start w:val="1"/>
-      <w:numFmt w:val="lowerLetter"/>
-      <w:lvlText w:val="%1)"/>
-      <w:lvlJc w:val="left"/>
-      <w:pPr>
-        <w:ind w:left="358" w:hanging="360"/>
-      </w:pPr>
-      <w:rPr/>
+      <w:numFmt w:val="bullet"/>
+      <w:lvlText w:val=""/>
+      <w:lvlJc w:val="left"/>
+      <w:pPr>
+        <w:ind w:left="718" w:hanging="360"/>
+      </w:pPr>
+      <w:rPr>
+        <w:rFonts w:ascii="Symbol" w:hAnsi="Symbol" w:cs="Symbol" w:hint="default"/>
+      </w:rPr>
     </w:lvl>
     <w:lvl w:ilvl="1">
       <w:start w:val="1"/>
-      <w:numFmt w:val="lowerLetter"/>
-      <w:lvlText w:val="%2."/>
-      <w:lvlJc w:val="left"/>
-      <w:pPr>
-        <w:ind w:left="1078" w:hanging="360"/>
-      </w:pPr>
-      <w:rPr/>
+      <w:numFmt w:val="bullet"/>
+      <w:lvlText w:val="o"/>
+      <w:lvlJc w:val="left"/>
+      <w:pPr>
+        <w:ind w:left="1438" w:hanging="360"/>
+      </w:pPr>
+      <w:rPr>
+        <w:rFonts w:ascii="Courier New" w:cs="Courier New" w:eastAsia="Courier New" w:hAnsi="Courier New"/>
+      </w:rPr>
     </w:lvl>
     <w:lvl w:ilvl="2">
       <w:start w:val="1"/>
-      <w:numFmt w:val="lowerRoman"/>
-      <w:lvlText w:val="%3."/>
-      <w:lvlJc w:val="right"/>
-      <w:pPr>
-        <w:ind w:left="1798" w:hanging="180"/>
-      </w:pPr>
-      <w:rPr/>
-    </w:lvl>
-    <w:lvl w:ilvl="3">
-      <w:start w:val="1"/>
-      <w:numFmt w:val="decimal"/>
-      <w:lvlText w:val="%4."/>
-      <w:lvlJc w:val="left"/>
-      <w:pPr>
-        <w:ind w:left="2518" w:hanging="360"/>
-      </w:pPr>
-      <w:rPr/>
-    </w:lvl>
-    <w:lvl w:ilvl="4">
-      <w:start w:val="1"/>
-      <w:numFmt w:val="lowerLetter"/>
-      <w:lvlText w:val="%5."/>
-      <w:lvlJc w:val="left"/>
-      <w:pPr>
-        <w:ind w:left="3238" w:hanging="360"/>
-      </w:pPr>
-      <w:rPr/>
-    </w:lvl>
-    <w:lvl w:ilvl="5">
-      <w:start w:val="1"/>
-      <w:numFmt w:val="lowerRoman"/>
-      <w:lvlText w:val="%6."/>
-      <w:lvlJc w:val="right"/>
-      <w:pPr>
-        <w:ind w:left="3958" w:hanging="180"/>
-      </w:pPr>
-      <w:rPr/>
-    </w:lvl>
-    <w:lvl w:ilvl="6">
-      <w:start w:val="1"/>
-      <w:numFmt w:val="decimal"/>
-      <w:lvlText w:val="%7."/>
-      <w:lvlJc w:val="left"/>
-      <w:pPr>
-        <w:ind w:left="4678" w:hanging="360"/>
-      </w:pPr>
-      <w:rPr/>
-    </w:lvl>
-    <w:lvl w:ilvl="7">
-      <w:start w:val="1"/>
-      <w:numFmt w:val="lowerLetter"/>
-      <w:lvlText w:val="%8."/>
-      <w:lvlJc w:val="left"/>
-      <w:pPr>
-        <w:ind w:left="5398" w:hanging="360"/>
-      </w:pPr>
-      <w:rPr/>
-    </w:lvl>
-    <w:lvl w:ilvl="8">
-      <w:start w:val="1"/>
-      <w:numFmt w:val="lowerRoman"/>
-      <w:lvlText w:val="%9."/>
-      <w:lvlJc w:val="right"/>
-      <w:pPr>
-        <w:ind w:left="6118" w:hanging="180"/>
-      </w:pPr>
-      <w:rPr/>
-    </w:lvl>
-  </w:abstractNum>
-  <w:abstractNum w:abstractNumId="3">
-    <w:lvl w:ilvl="0">
-      <w:start w:val="1"/>
-      <w:numFmt w:val="lowerLetter"/>
-      <w:lvlText w:val="%1)"/>
-      <w:lvlJc w:val="left"/>
-      <w:pPr>
-        <w:ind w:left="358" w:hanging="360"/>
-      </w:pPr>
-      <w:rPr/>
-    </w:lvl>
-    <w:lvl w:ilvl="1">
-      <w:start w:val="1"/>
-      <w:numFmt w:val="lowerLetter"/>
-      <w:lvlText w:val="%2."/>
-      <w:lvlJc w:val="left"/>
-      <w:pPr>
-        <w:ind w:left="1078" w:hanging="360"/>
-      </w:pPr>
-      <w:rPr/>
-    </w:lvl>
-    <w:lvl w:ilvl="2">
-      <w:start w:val="1"/>
-      <w:numFmt w:val="lowerRoman"/>
-      <w:lvlText w:val="%3."/>
-      <w:lvlJc w:val="right"/>
-      <w:pPr>
-        <w:ind w:left="1798" w:hanging="180"/>
-      </w:pPr>
-      <w:rPr/>
-    </w:lvl>
-    <w:lvl w:ilvl="3">
-      <w:start w:val="1"/>
-      <w:numFmt w:val="decimal"/>
-      <w:lvlText w:val="%4."/>
-      <w:lvlJc w:val="left"/>
-      <w:pPr>
-        <w:ind w:left="2518" w:hanging="360"/>
-      </w:pPr>
-      <w:rPr/>
-    </w:lvl>
-    <w:lvl w:ilvl="4">
-      <w:start w:val="1"/>
-      <w:numFmt w:val="lowerLetter"/>
-      <w:lvlText w:val="%5."/>
-      <w:lvlJc w:val="left"/>
-      <w:pPr>
-        <w:ind w:left="3238" w:hanging="360"/>
-      </w:pPr>
-      <w:rPr/>
-    </w:lvl>
-    <w:lvl w:ilvl="5">
-      <w:start w:val="1"/>
-      <w:numFmt w:val="lowerRoman"/>
-      <w:lvlText w:val="%6."/>
-      <w:lvlJc w:val="right"/>
-      <w:pPr>
-        <w:ind w:left="3958" w:hanging="180"/>
-      </w:pPr>
-      <w:rPr/>
-    </w:lvl>
-    <w:lvl w:ilvl="6">
-      <w:start w:val="1"/>
-      <w:numFmt w:val="decimal"/>
-      <w:lvlText w:val="%7."/>
-      <w:lvlJc w:val="left"/>
-      <w:pPr>
-        <w:ind w:left="4678" w:hanging="360"/>
-      </w:pPr>
-      <w:rPr/>
-    </w:lvl>
-    <w:lvl w:ilvl="7">
-      <w:start w:val="1"/>
-      <w:numFmt w:val="lowerLetter"/>
-      <w:lvlText w:val="%8."/>
-      <w:lvlJc w:val="left"/>
-      <w:pPr>
-        <w:ind w:left="5398" w:hanging="360"/>
-      </w:pPr>
-      <w:rPr/>
-    </w:lvl>
-    <w:lvl w:ilvl="8">
-      <w:start w:val="1"/>
-      <w:numFmt w:val="lowerRoman"/>
-      <w:lvlText w:val="%9."/>
-      <w:lvlJc w:val="right"/>
-      <w:pPr>
-        <w:ind w:left="6118" w:hanging="180"/>
-      </w:pPr>
-      <w:rPr/>
-    </w:lvl>
-  </w:abstractNum>
-  <w:abstractNum w:abstractNumId="4">
-    <w:lvl w:ilvl="0">
-      <w:start w:val="1"/>
-      <w:numFmt w:val="lowerLetter"/>
-      <w:lvlText w:val="%1)"/>
-      <w:lvlJc w:val="left"/>
-      <w:pPr>
-        <w:ind w:left="358" w:hanging="360"/>
-      </w:pPr>
-      <w:rPr/>
-    </w:lvl>
-    <w:lvl w:ilvl="1">
-      <w:start w:val="1"/>
-      <w:numFmt w:val="lowerLetter"/>
-      <w:lvlText w:val="%2."/>
-      <w:lvlJc w:val="left"/>
-      <w:pPr>
-        <w:ind w:left="1078" w:hanging="360"/>
-      </w:pPr>
-      <w:rPr/>
-    </w:lvl>
-    <w:lvl w:ilvl="2">
-      <w:start w:val="1"/>
-      <w:numFmt w:val="lowerRoman"/>
-      <w:lvlText w:val="%3."/>
-      <w:lvlJc w:val="right"/>
-      <w:pPr>
-        <w:ind w:left="1798" w:hanging="180"/>
-      </w:pPr>
-      <w:rPr/>
-    </w:lvl>
-    <w:lvl w:ilvl="3">
-      <w:start w:val="1"/>
-      <w:numFmt w:val="decimal"/>
-      <w:lvlText w:val="%4."/>
-      <w:lvlJc w:val="left"/>
-      <w:pPr>
-        <w:ind w:left="2518" w:hanging="360"/>
-      </w:pPr>
-      <w:rPr/>
-    </w:lvl>
-    <w:lvl w:ilvl="4">
-      <w:start w:val="1"/>
-      <w:numFmt w:val="lowerLetter"/>
-      <w:lvlText w:val="%5."/>
-      <w:lvlJc w:val="left"/>
-      <w:pPr>
-        <w:ind w:left="3238" w:hanging="360"/>
-      </w:pPr>
-      <w:rPr/>
-    </w:lvl>
-    <w:lvl w:ilvl="5">
-      <w:start w:val="1"/>
-      <w:numFmt w:val="lowerRoman"/>
-      <w:lvlText w:val="%6."/>
-      <w:lvlJc w:val="right"/>
-      <w:pPr>
-        <w:ind w:left="3958" w:hanging="180"/>
-      </w:pPr>
-      <w:rPr/>
-    </w:lvl>
-    <w:lvl w:ilvl="6">
-      <w:start w:val="1"/>
-      <w:numFmt w:val="decimal"/>
-      <w:lvlText w:val="%7."/>
-      <w:lvlJc w:val="left"/>
-      <w:pPr>
-        <w:ind w:left="4678" w:hanging="360"/>
-      </w:pPr>
-      <w:rPr/>
-    </w:lvl>
-    <w:lvl w:ilvl="7">
-      <w:start w:val="1"/>
-      <w:numFmt w:val="lowerLetter"/>
-      <w:lvlText w:val="%8."/>
-      <w:lvlJc w:val="left"/>
-      <w:pPr>
-        <w:ind w:left="5398" w:hanging="360"/>
-      </w:pPr>
-      <w:rPr/>
-    </w:lvl>
-    <w:lvl w:ilvl="8">
-      <w:start w:val="1"/>
-      <w:numFmt w:val="lowerRoman"/>
-      <w:lvlText w:val="%9."/>
-      <w:lvlJc w:val="right"/>
-      <w:pPr>
-        <w:ind w:left="6118" w:hanging="180"/>
-      </w:pPr>
-      <w:rPr/>
-    </w:lvl>
-  </w:abstractNum>
-  <w:abstractNum w:abstractNumId="5">
-    <w:lvl w:ilvl="0">
-      <w:start w:val="1"/>
       <w:numFmt w:val="bullet"/>
-      <w:lvlText w:val="●"/>
-      <w:lvlJc w:val="left"/>
-      <w:pPr>
-        <w:ind w:left="720" w:hanging="360"/>
+      <w:lvlText w:val="▪"/>
+      <w:lvlJc w:val="left"/>
+      <w:pPr>
+        <w:ind w:left="2158" w:hanging="360"/>
       </w:pPr>
       <w:rPr>
         <w:rFonts w:ascii="Noto Sans Symbols" w:cs="Noto Sans Symbols" w:eastAsia="Noto Sans Symbols" w:hAnsi="Noto Sans Symbols"/>
       </w:rPr>
     </w:lvl>
-    <w:lvl w:ilvl="1">
+    <w:lvl w:ilvl="3">
+      <w:start w:val="1"/>
+      <w:numFmt w:val="bullet"/>
+      <w:lvlText w:val=""/>
+      <w:lvlJc w:val="left"/>
+      <w:pPr>
+        <w:ind w:left="2878" w:hanging="360"/>
+      </w:pPr>
+      <w:rPr>
+        <w:rFonts w:ascii="Symbol" w:hAnsi="Symbol" w:cs="Symbol" w:hint="default"/>
+      </w:rPr>
+    </w:lvl>
+    <w:lvl w:ilvl="4">
       <w:start w:val="1"/>
       <w:numFmt w:val="bullet"/>
       <w:lvlText w:val="o"/>
       <w:lvlJc w:val="left"/>
       <w:pPr>
-        <w:ind w:left="1440" w:hanging="360"/>
+        <w:ind w:left="3598" w:hanging="360"/>
       </w:pPr>
       <w:rPr>
         <w:rFonts w:ascii="Courier New" w:cs="Courier New" w:eastAsia="Courier New" w:hAnsi="Courier New"/>
       </w:rPr>
     </w:lvl>
-    <w:lvl w:ilvl="2">
+    <w:lvl w:ilvl="5">
       <w:start w:val="1"/>
       <w:numFmt w:val="bullet"/>
       <w:lvlText w:val="▪"/>
       <w:lvlJc w:val="left"/>
       <w:pPr>
-        <w:ind w:left="2160" w:hanging="360"/>
+        <w:ind w:left="4318" w:hanging="360"/>
       </w:pPr>
       <w:rPr>
         <w:rFonts w:ascii="Noto Sans Symbols" w:cs="Noto Sans Symbols" w:eastAsia="Noto Sans Symbols" w:hAnsi="Noto Sans Symbols"/>
       </w:rPr>
     </w:lvl>
-    <w:lvl w:ilvl="3">
+    <w:lvl w:ilvl="6">
       <w:start w:val="1"/>
       <w:numFmt w:val="bullet"/>
-      <w:lvlText w:val="●"/>
-      <w:lvlJc w:val="left"/>
-      <w:pPr>
-        <w:ind w:left="2880" w:hanging="360"/>
+      <w:lvlText w:val=""/>
+      <w:lvlJc w:val="left"/>
+      <w:pPr>
+        <w:ind w:left="5038" w:hanging="360"/>
+      </w:pPr>
+      <w:rPr>
+        <w:rFonts w:ascii="Symbol" w:hAnsi="Symbol" w:cs="Symbol" w:hint="default"/>
+      </w:rPr>
+    </w:lvl>
+    <w:lvl w:ilvl="7">
+      <w:start w:val="1"/>
+      <w:numFmt w:val="bullet"/>
+      <w:lvlText w:val="o"/>
+      <w:lvlJc w:val="left"/>
+      <w:pPr>
+        <w:ind w:left="5758" w:hanging="360"/>
+      </w:pPr>
+      <w:rPr>
+        <w:rFonts w:ascii="Courier New" w:cs="Courier New" w:eastAsia="Courier New" w:hAnsi="Courier New"/>
+      </w:rPr>
+    </w:lvl>
+    <w:lvl w:ilvl="8">
+      <w:start w:val="1"/>
+      <w:numFmt w:val="bullet"/>
+      <w:lvlText w:val="▪"/>
+      <w:lvlJc w:val="left"/>
+      <w:pPr>
+        <w:ind w:left="6478" w:hanging="360"/>
       </w:pPr>
       <w:rPr>
         <w:rFonts w:ascii="Noto Sans Symbols" w:cs="Noto Sans Symbols" w:eastAsia="Noto Sans Symbols" w:hAnsi="Noto Sans Symbols"/>
       </w:rPr>
     </w:lvl>
-    <w:lvl w:ilvl="4">
+  </w:abstractNum>
+  <w:abstractNum w:abstractNumId="7">
+    <w:lvl w:ilvl="0">
+      <w:start w:val="1"/>
+      <w:numFmt w:val="bullet"/>
+      <w:lvlText w:val=""/>
+      <w:lvlJc w:val="left"/>
+      <w:pPr>
+        <w:ind w:left="720" w:hanging="360"/>
+      </w:pPr>
+      <w:rPr>
+        <w:rFonts w:ascii="Symbol" w:hAnsi="Symbol" w:cs="Symbol" w:hint="default"/>
+      </w:rPr>
+    </w:lvl>
+    <w:lvl w:ilvl="1">
       <w:start w:val="1"/>
       <w:numFmt w:val="bullet"/>
       <w:lvlText w:val="o"/>
       <w:lvlJc w:val="left"/>
       <w:pPr>
-        <w:ind w:left="3600" w:hanging="360"/>
+        <w:ind w:left="1440" w:hanging="360"/>
       </w:pPr>
       <w:rPr>
         <w:rFonts w:ascii="Courier New" w:cs="Courier New" w:eastAsia="Courier New" w:hAnsi="Courier New"/>
       </w:rPr>
     </w:lvl>
-    <w:lvl w:ilvl="5">
+    <w:lvl w:ilvl="2">
       <w:start w:val="1"/>
       <w:numFmt w:val="bullet"/>
       <w:lvlText w:val="▪"/>
       <w:lvlJc w:val="left"/>
       <w:pPr>
-        <w:ind w:left="4320" w:hanging="360"/>
+        <w:ind w:left="2160" w:hanging="360"/>
       </w:pPr>
       <w:rPr>
         <w:rFonts w:ascii="Noto Sans Symbols" w:cs="Noto Sans Symbols" w:eastAsia="Noto Sans Symbols" w:hAnsi="Noto Sans Symbols"/>
       </w:rPr>
     </w:lvl>
-    <w:lvl w:ilvl="6">
+    <w:lvl w:ilvl="3">
       <w:start w:val="1"/>
       <w:numFmt w:val="bullet"/>
-      <w:lvlText w:val="●"/>
-      <w:lvlJc w:val="left"/>
-      <w:pPr>
-        <w:ind w:left="5040" w:hanging="360"/>
+      <w:lvlText w:val=""/>
+      <w:lvlJc w:val="left"/>
+      <w:pPr>
+        <w:ind w:left="2880" w:hanging="360"/>
+      </w:pPr>
+      <w:rPr>
+        <w:rFonts w:ascii="Symbol" w:hAnsi="Symbol" w:cs="Symbol" w:hint="default"/>
+      </w:rPr>
+    </w:lvl>
+    <w:lvl w:ilvl="4">
+      <w:start w:val="1"/>
+      <w:numFmt w:val="bullet"/>
+      <w:lvlText w:val="o"/>
+      <w:lvlJc w:val="left"/>
+      <w:pPr>
+        <w:ind w:left="3600" w:hanging="360"/>
+      </w:pPr>
+      <w:rPr>
+        <w:rFonts w:ascii="Courier New" w:cs="Courier New" w:eastAsia="Courier New" w:hAnsi="Courier New"/>
+      </w:rPr>
+    </w:lvl>
+    <w:lvl w:ilvl="5">
+      <w:start w:val="1"/>
+      <w:numFmt w:val="bullet"/>
+      <w:lvlText w:val="▪"/>
+      <w:lvlJc w:val="left"/>
+      <w:pPr>
+        <w:ind w:left="4320" w:hanging="360"/>
       </w:pPr>
       <w:rPr>
         <w:rFonts w:ascii="Noto Sans Symbols" w:cs="Noto Sans Symbols" w:eastAsia="Noto Sans Symbols" w:hAnsi="Noto Sans Symbols"/>
       </w:rPr>
     </w:lvl>
-    <w:lvl w:ilvl="7">
+    <w:lvl w:ilvl="6">
       <w:start w:val="1"/>
       <w:numFmt w:val="bullet"/>
-      <w:lvlText w:val="o"/>
-      <w:lvlJc w:val="left"/>
-      <w:pPr>
-        <w:ind w:left="5760" w:hanging="360"/>
+      <w:lvlText w:val=""/>
+      <w:lvlJc w:val="left"/>
+      <w:pPr>
+        <w:ind w:left="5040" w:hanging="360"/>
       </w:pPr>
       <w:rPr>
-        <w:rFonts w:ascii="Courier New" w:cs="Courier New" w:eastAsia="Courier New" w:hAnsi="Courier New"/>
-      </w:rPr>
-    </w:lvl>
-    <w:lvl w:ilvl="8">
-      <w:start w:val="1"/>
-      <w:numFmt w:val="bullet"/>
-      <w:lvlText w:val="▪"/>
-      <w:lvlJc w:val="left"/>
-      <w:pPr>
-        <w:ind w:left="6480" w:hanging="360"/>
-      </w:pPr>
-      <w:rPr>
-        <w:rFonts w:ascii="Noto Sans Symbols" w:cs="Noto Sans Symbols" w:eastAsia="Noto Sans Symbols" w:hAnsi="Noto Sans Symbols"/>
-      </w:rPr>
-    </w:lvl>
-  </w:abstractNum>
-  <w:abstractNum w:abstractNumId="6">
-    <w:lvl w:ilvl="0">
-      <w:start w:val="1"/>
-      <w:numFmt w:val="bullet"/>
-      <w:lvlText w:val="●"/>
-      <w:lvlJc w:val="left"/>
-      <w:pPr>
-        <w:ind w:left="718" w:hanging="360"/>
-      </w:pPr>
-      <w:rPr>
-        <w:rFonts w:ascii="Noto Sans Symbols" w:cs="Noto Sans Symbols" w:eastAsia="Noto Sans Symbols" w:hAnsi="Noto Sans Symbols"/>
-      </w:rPr>
-    </w:lvl>
-    <w:lvl w:ilvl="1">
-      <w:start w:val="1"/>
-      <w:numFmt w:val="bullet"/>
-      <w:lvlText w:val="o"/>
-      <w:lvlJc w:val="left"/>
-      <w:pPr>
-        <w:ind w:left="1438" w:hanging="360"/>
-      </w:pPr>
-      <w:rPr>
-        <w:rFonts w:ascii="Courier New" w:cs="Courier New" w:eastAsia="Courier New" w:hAnsi="Courier New"/>
-      </w:rPr>
-    </w:lvl>
-    <w:lvl w:ilvl="2">
-      <w:start w:val="1"/>
-      <w:numFmt w:val="bullet"/>
-      <w:lvlText w:val="▪"/>
-      <w:lvlJc w:val="left"/>
-      <w:pPr>
-        <w:ind w:left="2158" w:hanging="360"/>
-      </w:pPr>
-      <w:rPr>
-        <w:rFonts w:ascii="Noto Sans Symbols" w:cs="Noto Sans Symbols" w:eastAsia="Noto Sans Symbols" w:hAnsi="Noto Sans Symbols"/>
-      </w:rPr>
-    </w:lvl>
-    <w:lvl w:ilvl="3">
-      <w:start w:val="1"/>
-      <w:numFmt w:val="bullet"/>
-      <w:lvlText w:val="●"/>
-      <w:lvlJc w:val="left"/>
-      <w:pPr>
-        <w:ind w:left="2878" w:hanging="360"/>
-      </w:pPr>
-      <w:rPr>
-        <w:rFonts w:ascii="Noto Sans Symbols" w:cs="Noto Sans Symbols" w:eastAsia="Noto Sans Symbols" w:hAnsi="Noto Sans Symbols"/>
-      </w:rPr>
-    </w:lvl>
-    <w:lvl w:ilvl="4">
-      <w:start w:val="1"/>
-      <w:numFmt w:val="bullet"/>
-      <w:lvlText w:val="o"/>
-      <w:lvlJc w:val="left"/>
-      <w:pPr>
-        <w:ind w:left="3598" w:hanging="360"/>
-      </w:pPr>
-      <w:rPr>
-        <w:rFonts w:ascii="Courier New" w:cs="Courier New" w:eastAsia="Courier New" w:hAnsi="Courier New"/>
-      </w:rPr>
-    </w:lvl>
-    <w:lvl w:ilvl="5">
-      <w:start w:val="1"/>
-      <w:numFmt w:val="bullet"/>
-      <w:lvlText w:val="▪"/>
-      <w:lvlJc w:val="left"/>
-      <w:pPr>
-        <w:ind w:left="4318" w:hanging="360"/>
-      </w:pPr>
-      <w:rPr>
-        <w:rFonts w:ascii="Noto Sans Symbols" w:cs="Noto Sans Symbols" w:eastAsia="Noto Sans Symbols" w:hAnsi="Noto Sans Symbols"/>
-      </w:rPr>
-    </w:lvl>
-    <w:lvl w:ilvl="6">
-      <w:start w:val="1"/>
-      <w:numFmt w:val="bullet"/>
-      <w:lvlText w:val="●"/>
-      <w:lvlJc w:val="left"/>
-      <w:pPr>
-        <w:ind w:left="5038" w:hanging="360"/>
-      </w:pPr>
-      <w:rPr>
-        <w:rFonts w:ascii="Noto Sans Symbols" w:cs="Noto Sans Symbols" w:eastAsia="Noto Sans Symbols" w:hAnsi="Noto Sans Symbols"/>
-      </w:rPr>
-    </w:lvl>
-    <w:lvl w:ilvl="7">
-      <w:start w:val="1"/>
-      <w:numFmt w:val="bullet"/>
-      <w:lvlText w:val="o"/>
-      <w:lvlJc w:val="left"/>
-      <w:pPr>
-        <w:ind w:left="5758" w:hanging="360"/>
-      </w:pPr>
-      <w:rPr>
-        <w:rFonts w:ascii="Courier New" w:cs="Courier New" w:eastAsia="Courier New" w:hAnsi="Courier New"/>
-      </w:rPr>
-    </w:lvl>
-    <w:lvl w:ilvl="8">
-      <w:start w:val="1"/>
-      <w:numFmt w:val="bullet"/>
-      <w:lvlText w:val="▪"/>
-      <w:lvlJc w:val="left"/>
-      <w:pPr>
-        <w:ind w:left="6478" w:hanging="360"/>
-      </w:pPr>
-      <w:rPr>
-        <w:rFonts w:ascii="Noto Sans Symbols" w:cs="Noto Sans Symbols" w:eastAsia="Noto Sans Symbols" w:hAnsi="Noto Sans Symbols"/>
-      </w:rPr>
-    </w:lvl>
-  </w:abstractNum>
-  <w:abstractNum w:abstractNumId="7">
-    <w:lvl w:ilvl="0">
-      <w:start w:val="1"/>
-      <w:numFmt w:val="bullet"/>
-      <w:lvlText w:val="●"/>
-      <w:lvlJc w:val="left"/>
-      <w:pPr>
-        <w:ind w:left="720" w:hanging="360"/>
-      </w:pPr>
-      <w:rPr>
-        <w:rFonts w:ascii="Noto Sans Symbols" w:cs="Noto Sans Symbols" w:eastAsia="Noto Sans Symbols" w:hAnsi="Noto Sans Symbols"/>
-      </w:rPr>
-    </w:lvl>
-    <w:lvl w:ilvl="1">
-      <w:start w:val="1"/>
-      <w:numFmt w:val="bullet"/>
-      <w:lvlText w:val="o"/>
-      <w:lvlJc w:val="left"/>
-      <w:pPr>
-        <w:ind w:left="1440" w:hanging="360"/>
-      </w:pPr>
-      <w:rPr>
-        <w:rFonts w:ascii="Courier New" w:cs="Courier New" w:eastAsia="Courier New" w:hAnsi="Courier New"/>
-      </w:rPr>
-    </w:lvl>
-    <w:lvl w:ilvl="2">
-      <w:start w:val="1"/>
-      <w:numFmt w:val="bullet"/>
-      <w:lvlText w:val="▪"/>
-      <w:lvlJc w:val="left"/>
-      <w:pPr>
-        <w:ind w:left="2160" w:hanging="360"/>
-      </w:pPr>
-      <w:rPr>
-        <w:rFonts w:ascii="Noto Sans Symbols" w:cs="Noto Sans Symbols" w:eastAsia="Noto Sans Symbols" w:hAnsi="Noto Sans Symbols"/>
-      </w:rPr>
-    </w:lvl>
-    <w:lvl w:ilvl="3">
-      <w:start w:val="1"/>
-      <w:numFmt w:val="bullet"/>
-      <w:lvlText w:val="●"/>
-      <w:lvlJc w:val="left"/>
-      <w:pPr>
-        <w:ind w:left="2880" w:hanging="360"/>
-      </w:pPr>
-      <w:rPr>
-        <w:rFonts w:ascii="Noto Sans Symbols" w:cs="Noto Sans Symbols" w:eastAsia="Noto Sans Symbols" w:hAnsi="Noto Sans Symbols"/>
-      </w:rPr>
-    </w:lvl>
-    <w:lvl w:ilvl="4">
-      <w:start w:val="1"/>
-      <w:numFmt w:val="bullet"/>
-      <w:lvlText w:val="o"/>
-      <w:lvlJc w:val="left"/>
-      <w:pPr>
-        <w:ind w:left="3600" w:hanging="360"/>
-      </w:pPr>
-      <w:rPr>
-        <w:rFonts w:ascii="Courier New" w:cs="Courier New" w:eastAsia="Courier New" w:hAnsi="Courier New"/>
-      </w:rPr>
-    </w:lvl>
-    <w:lvl w:ilvl="5">
-      <w:start w:val="1"/>
-      <w:numFmt w:val="bullet"/>
-      <w:lvlText w:val="▪"/>
-      <w:lvlJc w:val="left"/>
-      <w:pPr>
-        <w:ind w:left="4320" w:hanging="360"/>
-      </w:pPr>
-      <w:rPr>
-        <w:rFonts w:ascii="Noto Sans Symbols" w:cs="Noto Sans Symbols" w:eastAsia="Noto Sans Symbols" w:hAnsi="Noto Sans Symbols"/>
-      </w:rPr>
-    </w:lvl>
-    <w:lvl w:ilvl="6">
-      <w:start w:val="1"/>
-      <w:numFmt w:val="bullet"/>
-      <w:lvlText w:val="●"/>
-      <w:lvlJc w:val="left"/>
-      <w:pPr>
-        <w:ind w:left="5040" w:hanging="360"/>
-      </w:pPr>
-      <w:rPr>
-        <w:rFonts w:ascii="Noto Sans Symbols" w:cs="Noto Sans Symbols" w:eastAsia="Noto Sans Symbols" w:hAnsi="Noto Sans Symbols"/>
+        <w:rFonts w:ascii="Symbol" w:hAnsi="Symbol" w:cs="Symbol" w:hint="default"/>
       </w:rPr>
     </w:lvl>
     <w:lvl w:ilvl="7">

--- a/apps/legal-docs-blueprints/templates/ventas_sociedad/contrato_privado_uso_sociedad/contrato_privado_uso_sociedad.docx
+++ b/apps/legal-docs-blueprints/templates/ventas_sociedad/contrato_privado_uso_sociedad/contrato_privado_uso_sociedad.docx
@@ -228,6 +228,7 @@
         <w:rPr>
           <w:b w:val="1"/>
           <w:bCs w:val="1"/>
+          <w:u w:val="single"/>
           <w:rtl w:val="0"/>
         </w:rPr>
         <w:t xml:space="preserve">en forma personal</w:t>
